--- a/templates/berita_acara_sumpah.docx
+++ b/templates/berita_acara_sumpah.docx
@@ -29,7 +29,7 @@
           <w:i w:val="0"/>
           <w:sz w:val="22"/>
         </w:rPr>
-        <w:t>Nomor: ${nomor_surat}</w:t>
+        <w:t>Nomor: ${nomor_lengkap_bas}</w:t>
       </w:r>
     </w:p>
     <w:p>
